--- a/README.docx
+++ b/README.docx
@@ -20,10 +20,7 @@
     </w:p>
     <w:p>
       <w:r>
-        <w:t>The purpose of this immersive online collaborative model is to give collaborators the opportunity to immerse in and personify water user roles for a water bank for Bear River Basin. The tool is useful for two purposes; as researchers we want to know A) Why do people decide to consume, conserve, bank, and deliver water within the immersive modeling environments? B) Which new insights do participants take away from a model session? C) How can an immersive online collaborative modeling approach help generate h</w:t>
-      </w:r>
-      <w:r>
-        <w:t>olistic strategies to address the multidisciplinary, multi-user, and conflict-laden problem to get more water to Great Salt Lake?</w:t>
+        <w:t>The purpose of this immersive online collaborative model is to give collaborators the opportunity to immerse in and personify water user roles for a water bank for Bear River Basin. The tool is useful for two purposes; as researchers we want to know A) Why do people decide to consume, conserve, bank, and deliver water within the immersive modeling environments? B) Which new insights do participants take away from a model session? C) How can an immersive online collaborative modeling approach help generate holistic strategies to address the multidisciplinary, multi-user, and conflict-laden problem to get more water to Great Salt Lake?</w:t>
       </w:r>
     </w:p>
     <w:p>
@@ -137,10 +134,7 @@
         <w:t>PTE Jan – Mar:</w:t>
       </w:r>
       <w:r>
-        <w:t xml:space="preserve"> PaciCorp adjusts the PTE as per spring runoff forecasts and local inflows to the lake. Under normal conditions, PacifiCorp sets PTE at 5918 ft. If the elevation is 5918 ft or higher, releases are scheduled to maintain this level by March 31st. If it's below 5918 ft, water releases are delayed until forecasts indicate the lake can reach that elevation or if high snowpack requires flood control releases. During winter, if forecasts suggest below-average runoff, releases may be curtailed even if the elevation</w:t>
-      </w:r>
-      <w:r>
-        <w:t xml:space="preserve"> exceeds 5918 ft. Generally, water will not be released from Bear Lake when its elevation is below the PTE, except during emergencies or for flood control. This strategy balances long-term water supply needs during droughts with flood control requirements.</w:t>
+        <w:t xml:space="preserve"> PaciCorp adjusts the PTE as per spring runoff forecasts and local inflows to the lake. Under normal conditions, PacifiCorp sets PTE at 5918 ft. If the elevation is 5918 ft or higher, releases are scheduled to maintain this level by March 31st. If it's below 5918 ft, water releases are delayed until forecasts indicate the lake can reach that elevation or if high snowpack requires flood control releases. During winter, if forecasts suggest below-average runoff, releases may be curtailed even if the elevation exceeds 5918 ft. Generally, water will not be released from Bear Lake when its elevation is below the PTE, except during emergencies or for flood control. This strategy balances long-term water supply needs during droughts with flood control requirements.</w:t>
       </w:r>
     </w:p>
     <w:p>
@@ -286,15 +280,7 @@
         </w:numPr>
       </w:pPr>
       <w:r>
-        <w:t xml:space="preserve">The Bear River Canal </w:t>
-      </w:r>
-      <w:proofErr w:type="gramStart"/>
-      <w:r>
-        <w:t>Company in the model</w:t>
-      </w:r>
-      <w:proofErr w:type="gramEnd"/>
-      <w:r>
-        <w:t xml:space="preserve"> represents the uses in Tremonton.</w:t>
+        <w:t>The Bear River Canal Company in the model represents the uses in Tremonton.</w:t>
       </w:r>
     </w:p>
     <w:p>
@@ -534,15 +520,7 @@
         </w:numPr>
       </w:pPr>
       <w:r>
-        <w:t xml:space="preserve">On the Model worksheet, scroll down Column B. The instructions are given in rows with </w:t>
-      </w:r>
-      <w:proofErr w:type="gramStart"/>
-      <w:r>
-        <w:t>Blue</w:t>
-      </w:r>
-      <w:proofErr w:type="gramEnd"/>
-      <w:r>
-        <w:t xml:space="preserve"> text. For example, in </w:t>
+        <w:t xml:space="preserve">On the Model worksheet, scroll down Column B. The instructions are given in rows with Blue text. For example, in </w:t>
       </w:r>
       <w:r>
         <w:rPr>
@@ -552,15 +530,7 @@
         <w:t>Rows 6-11</w:t>
       </w:r>
       <w:r>
-        <w:t xml:space="preserve">, participants select a User and enter the User's Strategy to participate in the banking. If </w:t>
-      </w:r>
-      <w:proofErr w:type="gramStart"/>
-      <w:r>
-        <w:t>fewer</w:t>
-      </w:r>
-      <w:proofErr w:type="gramEnd"/>
-      <w:r>
-        <w:t xml:space="preserve"> than 5 participants, participants select multiple parties.</w:t>
+        <w:t>, participants select a User and enter the User's Strategy to participate in the banking. If fewer than 5 participants, participants select multiple parties.</w:t>
       </w:r>
     </w:p>
     <w:p>
@@ -870,15 +840,7 @@
         <w:t>Row 38</w:t>
       </w:r>
       <w:r>
-        <w:t xml:space="preserve"> </w:t>
-      </w:r>
-      <w:proofErr w:type="gramStart"/>
-      <w:r>
-        <w:t>select</w:t>
-      </w:r>
-      <w:proofErr w:type="gramEnd"/>
-      <w:r>
-        <w:t xml:space="preserve"> the March 1st Potential Target Elevation (PTE) for the Bear Lake. This is the elevation to be achieved for Bear Lake on March 31st. Historically, PTE is kept at 5916 ft for expected high runoff years to accommodate spring runoff, 5920 ft for low runoff years, and 5918 ft in average year (</w:t>
+        <w:t xml:space="preserve"> select the March 1st Potential Target Elevation (PTE) for the Bear Lake. This is the elevation to be achieved for Bear Lake on March 31st. Historically, PTE is kept at 5916 ft for expected high runoff years to accommodate spring runoff, 5920 ft for low runoff years, and 5918 ft in average year (</w:t>
       </w:r>
       <w:hyperlink w:anchor="potential-target-elevation-pte">
         <w:r>
@@ -964,15 +926,7 @@
         </w:numPr>
       </w:pPr>
       <w:r>
-        <w:t xml:space="preserve">Beginning of year account </w:t>
-      </w:r>
-      <w:proofErr w:type="gramStart"/>
-      <w:r>
-        <w:t>balance :</w:t>
-      </w:r>
-      <w:proofErr w:type="gramEnd"/>
-      <w:r>
-        <w:t xml:space="preserve"> It is the water conserved in the previous year, its ‘0’ for Year 1.</w:t>
+        <w:t>Beginning of year account balance : It is the water conserved in the previous year, its ‘0’ for Year 1.</w:t>
       </w:r>
     </w:p>
     <w:p>
@@ -994,23 +948,7 @@
         </w:numPr>
       </w:pPr>
       <w:r>
-        <w:t xml:space="preserve">For Cache Valley, UT the non ag depletions </w:t>
-      </w:r>
-      <w:proofErr w:type="gramStart"/>
-      <w:r>
-        <w:t>are considered to be</w:t>
-      </w:r>
-      <w:proofErr w:type="gramEnd"/>
-      <w:r>
-        <w:t xml:space="preserve"> 0 as mainly </w:t>
-      </w:r>
-      <w:proofErr w:type="gramStart"/>
-      <w:r>
-        <w:t>all of</w:t>
-      </w:r>
-      <w:proofErr w:type="gramEnd"/>
-      <w:r>
-        <w:t xml:space="preserve"> the urban water is sourced from underground sources.</w:t>
+        <w:t>For Cache Valley, UT the non ag depletions are considered to be 0 as mainly all of the urban water is sourced from underground sources.</w:t>
       </w:r>
     </w:p>
     <w:p>
@@ -1224,6 +1162,9 @@
       <w:r>
         <w:t>) with the bank.</w:t>
       </w:r>
+      <w:r>
+        <w:t xml:space="preserve"> See guidelines for pricing.</w:t>
+      </w:r>
     </w:p>
     <w:p>
       <w:pPr>
@@ -1402,13 +1343,8 @@
           <w:numId w:val="8"/>
         </w:numPr>
       </w:pPr>
-      <w:proofErr w:type="gramStart"/>
-      <w:r>
-        <w:t>The</w:t>
-      </w:r>
-      <w:proofErr w:type="gramEnd"/>
-      <w:r>
-        <w:t xml:space="preserve"> end of year Bear Lake level becomes the beginning of year Bear Lake level for the next year.</w:t>
+      <w:r>
+        <w:t>The end of year Bear Lake level becomes the beginning of year Bear Lake level for the next year.</w:t>
       </w:r>
     </w:p>
     <w:p>
@@ -1457,17 +1393,464 @@
         <w:pStyle w:val="Heading2"/>
       </w:pPr>
       <w:r>
+        <w:t xml:space="preserve">Pricing </w:t>
+      </w:r>
+    </w:p>
+    <w:p>
+      <w:r>
+        <w:t>There is no set pricing standard for water markets in Utah. Some possible bench marks are</w:t>
+      </w:r>
+    </w:p>
+    <w:p>
+      <w:pPr>
+        <w:pStyle w:val="Heading3"/>
+      </w:pPr>
+      <w:r>
+        <w:t>GSL Watershed Enhancement Trust Water Lease for GSL</w:t>
+      </w:r>
+    </w:p>
+    <w:p>
+      <w:r>
+        <w:t xml:space="preserve">Great Salt Lake Watershed Enhancement Trust </w:t>
+      </w:r>
+      <w:r>
+        <w:t xml:space="preserve">committed $1M to lease about 2500 </w:t>
+      </w:r>
+      <w:proofErr w:type="spellStart"/>
+      <w:r>
+        <w:t>acft</w:t>
+      </w:r>
+      <w:proofErr w:type="spellEnd"/>
+      <w:r>
+        <w:t xml:space="preserve"> of water annually from </w:t>
+      </w:r>
+      <w:r>
+        <w:t>Metropolitan Water District of Salt Lake City &amp; Sandy</w:t>
+      </w:r>
+      <w:r>
+        <w:t xml:space="preserve"> for next 5 - 10 years. We can calculate the cost of water per acre-foot.</w:t>
+      </w:r>
+    </w:p>
+    <w:p>
+      <w:r>
+        <w:t>Assuming a lease for 5 years</w:t>
+      </w:r>
+    </w:p>
+    <w:p>
+      <w:pPr>
+        <w:jc w:val="center"/>
+      </w:pPr>
+      <w:r>
+        <w:t xml:space="preserve">Cost per </w:t>
+      </w:r>
+      <w:proofErr w:type="spellStart"/>
+      <w:r>
+        <w:t>acft</w:t>
+      </w:r>
+      <w:proofErr w:type="spellEnd"/>
+      <w:r>
+        <w:t xml:space="preserve"> = </w:t>
+      </w:r>
+      <m:oMath>
+        <m:f>
+          <m:fPr>
+            <m:ctrlPr>
+              <w:rPr>
+                <w:rFonts w:ascii="Cambria Math" w:hAnsi="Cambria Math"/>
+                <w:i/>
+              </w:rPr>
+            </m:ctrlPr>
+          </m:fPr>
+          <m:num>
+            <m:r>
+              <w:rPr>
+                <w:rFonts w:ascii="Cambria Math" w:hAnsi="Cambria Math"/>
+              </w:rPr>
+              <m:t xml:space="preserve">$ 1,000,000  </m:t>
+            </m:r>
+          </m:num>
+          <m:den>
+            <m:r>
+              <w:rPr>
+                <w:rFonts w:ascii="Cambria Math" w:hAnsi="Cambria Math"/>
+              </w:rPr>
+              <m:t>2500*5 acft</m:t>
+            </m:r>
+          </m:den>
+        </m:f>
+        <m:r>
+          <w:rPr>
+            <w:rFonts w:ascii="Cambria Math" w:hAnsi="Cambria Math"/>
+          </w:rPr>
+          <m:t>=</m:t>
+        </m:r>
+        <m:r>
+          <m:rPr>
+            <m:sty m:val="bi"/>
+          </m:rPr>
+          <w:rPr>
+            <w:rFonts w:ascii="Cambria Math" w:hAnsi="Cambria Math"/>
+          </w:rPr>
+          <m:t>$80 acft</m:t>
+        </m:r>
+      </m:oMath>
+    </w:p>
+    <w:p>
+      <w:r>
+        <w:t>Assuming a lease for 10 years</w:t>
+      </w:r>
+    </w:p>
+    <w:p>
+      <w:pPr>
+        <w:jc w:val="center"/>
+      </w:pPr>
+      <w:r>
+        <w:t xml:space="preserve">Cost per </w:t>
+      </w:r>
+      <w:proofErr w:type="spellStart"/>
+      <w:r>
+        <w:t>acft</w:t>
+      </w:r>
+      <w:proofErr w:type="spellEnd"/>
+      <w:r>
+        <w:t xml:space="preserve"> = </w:t>
+      </w:r>
+      <m:oMath>
+        <m:f>
+          <m:fPr>
+            <m:ctrlPr>
+              <w:rPr>
+                <w:rFonts w:ascii="Cambria Math" w:hAnsi="Cambria Math"/>
+                <w:i/>
+              </w:rPr>
+            </m:ctrlPr>
+          </m:fPr>
+          <m:num>
+            <m:r>
+              <w:rPr>
+                <w:rFonts w:ascii="Cambria Math" w:hAnsi="Cambria Math"/>
+              </w:rPr>
+              <m:t xml:space="preserve">$ 1,000,000  </m:t>
+            </m:r>
+          </m:num>
+          <m:den>
+            <m:r>
+              <w:rPr>
+                <w:rFonts w:ascii="Cambria Math" w:hAnsi="Cambria Math"/>
+              </w:rPr>
+              <m:t>2500*10 acft</m:t>
+            </m:r>
+          </m:den>
+        </m:f>
+        <m:r>
+          <w:rPr>
+            <w:rFonts w:ascii="Cambria Math" w:hAnsi="Cambria Math"/>
+          </w:rPr>
+          <m:t>=</m:t>
+        </m:r>
+        <m:r>
+          <m:rPr>
+            <m:sty m:val="bi"/>
+          </m:rPr>
+          <w:rPr>
+            <w:rFonts w:ascii="Cambria Math" w:hAnsi="Cambria Math"/>
+          </w:rPr>
+          <m:t>$40 acft</m:t>
+        </m:r>
+      </m:oMath>
+    </w:p>
+    <w:p>
+      <w:pPr>
+        <w:pStyle w:val="Heading3"/>
+      </w:pPr>
+      <w:r>
+        <w:t>Utah’s Demand Management Program</w:t>
+      </w:r>
+    </w:p>
+    <w:p>
+      <w:r>
+        <w:t xml:space="preserve">The estimated savings from </w:t>
+      </w:r>
+      <w:hyperlink r:id="rId10" w:history="1">
+        <w:r>
+          <w:rPr>
+            <w:rStyle w:val="Hyperlink"/>
+          </w:rPr>
+          <w:t>Utah’s demand management program</w:t>
+        </w:r>
+      </w:hyperlink>
+      <w:r>
+        <w:t xml:space="preserve"> for Colorado River Basin is </w:t>
+      </w:r>
+      <w:r>
+        <w:t xml:space="preserve"> 22,600 </w:t>
+      </w:r>
+      <w:proofErr w:type="spellStart"/>
+      <w:r>
+        <w:t>a</w:t>
+      </w:r>
+      <w:r>
+        <w:t>cft</w:t>
+      </w:r>
+      <w:proofErr w:type="spellEnd"/>
+      <w:r>
+        <w:t xml:space="preserve">. The program will spend </w:t>
+      </w:r>
+      <w:hyperlink r:id="rId11" w:history="1">
+        <w:r>
+          <w:rPr>
+            <w:rStyle w:val="Hyperlink"/>
+          </w:rPr>
+          <w:t>$4M for fallowing</w:t>
+        </w:r>
+      </w:hyperlink>
+      <w:r>
+        <w:t>. We can estimate cost of water</w:t>
+      </w:r>
+    </w:p>
+    <w:p>
+      <w:pPr>
+        <w:jc w:val="center"/>
+      </w:pPr>
+      <w:r>
+        <w:lastRenderedPageBreak/>
+        <w:t xml:space="preserve">Cost per </w:t>
+      </w:r>
+      <w:proofErr w:type="spellStart"/>
+      <w:r>
+        <w:t>acft</w:t>
+      </w:r>
+      <w:proofErr w:type="spellEnd"/>
+      <w:r>
+        <w:t xml:space="preserve"> = </w:t>
+      </w:r>
+      <m:oMath>
+        <m:f>
+          <m:fPr>
+            <m:ctrlPr>
+              <w:rPr>
+                <w:rFonts w:ascii="Cambria Math" w:hAnsi="Cambria Math"/>
+                <w:i/>
+              </w:rPr>
+            </m:ctrlPr>
+          </m:fPr>
+          <m:num>
+            <m:r>
+              <w:rPr>
+                <w:rFonts w:ascii="Cambria Math" w:hAnsi="Cambria Math"/>
+              </w:rPr>
+              <m:t xml:space="preserve">$ 4,000,000  </m:t>
+            </m:r>
+          </m:num>
+          <m:den>
+            <m:r>
+              <w:rPr>
+                <w:rFonts w:ascii="Cambria Math" w:hAnsi="Cambria Math"/>
+              </w:rPr>
+              <m:t>22,000 acft</m:t>
+            </m:r>
+          </m:den>
+        </m:f>
+        <m:r>
+          <w:rPr>
+            <w:rFonts w:ascii="Cambria Math" w:hAnsi="Cambria Math"/>
+          </w:rPr>
+          <m:t>=~</m:t>
+        </m:r>
+        <m:r>
+          <m:rPr>
+            <m:sty m:val="bi"/>
+          </m:rPr>
+          <w:rPr>
+            <w:rFonts w:ascii="Cambria Math" w:hAnsi="Cambria Math"/>
+          </w:rPr>
+          <m:t>$ 178 acft</m:t>
+        </m:r>
+      </m:oMath>
+    </w:p>
+    <w:p>
+      <w:r>
+        <w:t xml:space="preserve">For 2025 – 2026 year, the program estimates a cost of </w:t>
+      </w:r>
+      <w:r>
+        <w:rPr>
+          <w:b/>
+          <w:bCs/>
+        </w:rPr>
+        <w:t xml:space="preserve">$390 per </w:t>
+      </w:r>
+      <w:proofErr w:type="spellStart"/>
+      <w:r>
+        <w:rPr>
+          <w:b/>
+          <w:bCs/>
+        </w:rPr>
+        <w:t>acft</w:t>
+      </w:r>
+      <w:proofErr w:type="spellEnd"/>
+      <w:r>
+        <w:rPr>
+          <w:b/>
+          <w:bCs/>
+        </w:rPr>
+        <w:t xml:space="preserve"> </w:t>
+      </w:r>
+      <w:r>
+        <w:t>for water conserved.</w:t>
+      </w:r>
+    </w:p>
+    <w:p>
+      <w:r>
+        <w:t xml:space="preserve">Price River Water User Association: </w:t>
+      </w:r>
+      <w:r>
+        <w:t>Forbearance Pilot Project </w:t>
+      </w:r>
+      <w:r>
+        <w:t xml:space="preserve">cost of water =  </w:t>
+      </w:r>
+      <w:r>
+        <w:t>150 per acre-foot </w:t>
+      </w:r>
+      <w:r>
+        <w:t>of conserved depletion.</w:t>
+      </w:r>
+    </w:p>
+    <w:p>
+      <w:pPr>
+        <w:pStyle w:val="Heading3"/>
+      </w:pPr>
+      <w:r>
+        <w:t>Benchmarking from Neighboring States</w:t>
+      </w:r>
+    </w:p>
+    <w:p>
+      <w:r>
+        <w:t>ID</w:t>
+      </w:r>
+      <w:r>
+        <w:t xml:space="preserve"> Water Supply bank</w:t>
+      </w:r>
+      <w:r>
+        <w:t xml:space="preserve">: </w:t>
+      </w:r>
+      <w:r>
+        <w:t>33 $/</w:t>
+      </w:r>
+      <w:proofErr w:type="spellStart"/>
+      <w:r>
+        <w:t>acft</w:t>
+      </w:r>
+      <w:proofErr w:type="spellEnd"/>
+      <w:r>
+        <w:t xml:space="preserve"> in 2025</w:t>
+      </w:r>
+    </w:p>
+    <w:p>
+      <w:pPr>
+        <w:pStyle w:val="Heading3"/>
+      </w:pPr>
+      <w:r>
+        <w:t>Cache Valley Water Banking model</w:t>
+      </w:r>
+    </w:p>
+    <w:p>
+      <w:pPr>
+        <w:pStyle w:val="ListParagraph"/>
+        <w:numPr>
+          <w:ilvl w:val="0"/>
+          <w:numId w:val="11"/>
+        </w:numPr>
+        <w:spacing w:after="160" w:line="278" w:lineRule="auto"/>
+        <w:contextualSpacing/>
+      </w:pPr>
+      <w:r>
+        <w:t>Collaborators in work used prices from</w:t>
+      </w:r>
+      <w:r>
+        <w:rPr>
+          <w:b/>
+          <w:bCs/>
+        </w:rPr>
+        <w:t xml:space="preserve"> $15 - $300 per acre-foot</w:t>
+      </w:r>
+      <w:r>
+        <w:t>.</w:t>
+      </w:r>
+    </w:p>
+    <w:p>
+      <w:pPr>
+        <w:pStyle w:val="ListParagraph"/>
+        <w:numPr>
+          <w:ilvl w:val="1"/>
+          <w:numId w:val="11"/>
+        </w:numPr>
+        <w:spacing w:after="160" w:line="278" w:lineRule="auto"/>
+        <w:contextualSpacing/>
+      </w:pPr>
+      <w:r>
+        <w:t xml:space="preserve">Collaborators </w:t>
+      </w:r>
+      <w:r>
+        <w:t xml:space="preserve">quoted bench </w:t>
+      </w:r>
+      <w:r>
+        <w:t>external</w:t>
+      </w:r>
+      <w:r>
+        <w:t xml:space="preserve"> benchmarks</w:t>
+      </w:r>
+      <w:r>
+        <w:t xml:space="preserve"> like the Upper Colorado River Basin and California (~$500/</w:t>
+      </w:r>
+      <w:proofErr w:type="spellStart"/>
+      <w:r>
+        <w:t>acft</w:t>
+      </w:r>
+      <w:proofErr w:type="spellEnd"/>
+      <w:r>
+        <w:t>). In these cases, collaborators set the Cache Valley price at approximately 50% (~$250/</w:t>
+      </w:r>
+      <w:proofErr w:type="spellStart"/>
+      <w:r>
+        <w:t>acft</w:t>
+      </w:r>
+      <w:proofErr w:type="spellEnd"/>
+      <w:r>
+        <w:t>).</w:t>
+      </w:r>
+    </w:p>
+    <w:p>
+      <w:pPr>
+        <w:pStyle w:val="Heading2"/>
+      </w:pPr>
+    </w:p>
+    <w:p>
+      <w:pPr>
+        <w:pStyle w:val="Heading2"/>
+      </w:pPr>
+    </w:p>
+    <w:p>
+      <w:pPr>
+        <w:pStyle w:val="Heading2"/>
+      </w:pPr>
+      <w:r>
         <w:t>File Description</w:t>
       </w:r>
     </w:p>
     <w:p>
       <w:pPr>
+        <w:ind w:left="480"/>
+      </w:pPr>
+    </w:p>
+    <w:p>
+      <w:pPr>
         <w:numPr>
           <w:ilvl w:val="0"/>
           <w:numId w:val="10"/>
         </w:numPr>
       </w:pPr>
-      <w:hyperlink r:id="rId10">
+      <w:hyperlink r:id="rId12">
         <w:r>
           <w:rPr>
             <w:rStyle w:val="Hyperlink"/>
@@ -2177,6 +2560,119 @@
     </w:lvl>
   </w:abstractNum>
   <w:abstractNum w:abstractNumId="8" w15:restartNumberingAfterBreak="0">
+    <w:nsid w:val="74A11653"/>
+    <w:multiLevelType w:val="hybridMultilevel"/>
+    <w:tmpl w:val="A5CAA204"/>
+    <w:lvl w:ilvl="0" w:tplc="04090001">
+      <w:start w:val="1"/>
+      <w:numFmt w:val="bullet"/>
+      <w:lvlText w:val=""/>
+      <w:lvlJc w:val="left"/>
+      <w:pPr>
+        <w:ind w:left="720" w:hanging="360"/>
+      </w:pPr>
+      <w:rPr>
+        <w:rFonts w:ascii="Symbol" w:hAnsi="Symbol" w:hint="default"/>
+      </w:rPr>
+    </w:lvl>
+    <w:lvl w:ilvl="1" w:tplc="04090003">
+      <w:start w:val="1"/>
+      <w:numFmt w:val="bullet"/>
+      <w:lvlText w:val="o"/>
+      <w:lvlJc w:val="left"/>
+      <w:pPr>
+        <w:ind w:left="1440" w:hanging="360"/>
+      </w:pPr>
+      <w:rPr>
+        <w:rFonts w:ascii="Courier New" w:hAnsi="Courier New" w:cs="Courier New" w:hint="default"/>
+      </w:rPr>
+    </w:lvl>
+    <w:lvl w:ilvl="2" w:tplc="04090005" w:tentative="1">
+      <w:start w:val="1"/>
+      <w:numFmt w:val="bullet"/>
+      <w:lvlText w:val=""/>
+      <w:lvlJc w:val="left"/>
+      <w:pPr>
+        <w:ind w:left="2160" w:hanging="360"/>
+      </w:pPr>
+      <w:rPr>
+        <w:rFonts w:ascii="Wingdings" w:hAnsi="Wingdings" w:hint="default"/>
+      </w:rPr>
+    </w:lvl>
+    <w:lvl w:ilvl="3" w:tplc="04090001" w:tentative="1">
+      <w:start w:val="1"/>
+      <w:numFmt w:val="bullet"/>
+      <w:lvlText w:val=""/>
+      <w:lvlJc w:val="left"/>
+      <w:pPr>
+        <w:ind w:left="2880" w:hanging="360"/>
+      </w:pPr>
+      <w:rPr>
+        <w:rFonts w:ascii="Symbol" w:hAnsi="Symbol" w:hint="default"/>
+      </w:rPr>
+    </w:lvl>
+    <w:lvl w:ilvl="4" w:tplc="04090003" w:tentative="1">
+      <w:start w:val="1"/>
+      <w:numFmt w:val="bullet"/>
+      <w:lvlText w:val="o"/>
+      <w:lvlJc w:val="left"/>
+      <w:pPr>
+        <w:ind w:left="3600" w:hanging="360"/>
+      </w:pPr>
+      <w:rPr>
+        <w:rFonts w:ascii="Courier New" w:hAnsi="Courier New" w:cs="Courier New" w:hint="default"/>
+      </w:rPr>
+    </w:lvl>
+    <w:lvl w:ilvl="5" w:tplc="04090005" w:tentative="1">
+      <w:start w:val="1"/>
+      <w:numFmt w:val="bullet"/>
+      <w:lvlText w:val=""/>
+      <w:lvlJc w:val="left"/>
+      <w:pPr>
+        <w:ind w:left="4320" w:hanging="360"/>
+      </w:pPr>
+      <w:rPr>
+        <w:rFonts w:ascii="Wingdings" w:hAnsi="Wingdings" w:hint="default"/>
+      </w:rPr>
+    </w:lvl>
+    <w:lvl w:ilvl="6" w:tplc="04090001" w:tentative="1">
+      <w:start w:val="1"/>
+      <w:numFmt w:val="bullet"/>
+      <w:lvlText w:val=""/>
+      <w:lvlJc w:val="left"/>
+      <w:pPr>
+        <w:ind w:left="5040" w:hanging="360"/>
+      </w:pPr>
+      <w:rPr>
+        <w:rFonts w:ascii="Symbol" w:hAnsi="Symbol" w:hint="default"/>
+      </w:rPr>
+    </w:lvl>
+    <w:lvl w:ilvl="7" w:tplc="04090003" w:tentative="1">
+      <w:start w:val="1"/>
+      <w:numFmt w:val="bullet"/>
+      <w:lvlText w:val="o"/>
+      <w:lvlJc w:val="left"/>
+      <w:pPr>
+        <w:ind w:left="5760" w:hanging="360"/>
+      </w:pPr>
+      <w:rPr>
+        <w:rFonts w:ascii="Courier New" w:hAnsi="Courier New" w:cs="Courier New" w:hint="default"/>
+      </w:rPr>
+    </w:lvl>
+    <w:lvl w:ilvl="8" w:tplc="04090005" w:tentative="1">
+      <w:start w:val="1"/>
+      <w:numFmt w:val="bullet"/>
+      <w:lvlText w:val=""/>
+      <w:lvlJc w:val="left"/>
+      <w:pPr>
+        <w:ind w:left="6480" w:hanging="360"/>
+      </w:pPr>
+      <w:rPr>
+        <w:rFonts w:ascii="Wingdings" w:hAnsi="Wingdings" w:hint="default"/>
+      </w:rPr>
+    </w:lvl>
+  </w:abstractNum>
+  <w:abstractNum w:abstractNumId="9" w15:restartNumberingAfterBreak="0">
     <w:nsid w:val="77FC45D7"/>
     <w:multiLevelType w:val="multilevel"/>
     <w:tmpl w:val="121AEED8"/>
@@ -2262,7 +2758,7 @@
       </w:pPr>
     </w:lvl>
   </w:abstractNum>
-  <w:abstractNum w:abstractNumId="9" w15:restartNumberingAfterBreak="0">
+  <w:abstractNum w:abstractNumId="10" w15:restartNumberingAfterBreak="0">
     <w:nsid w:val="7ECB7CA5"/>
     <w:multiLevelType w:val="multilevel"/>
     <w:tmpl w:val="2452B536"/>
@@ -2352,7 +2848,7 @@
     <w:abstractNumId w:val="0"/>
   </w:num>
   <w:num w:numId="2" w16cid:durableId="1066877364">
-    <w:abstractNumId w:val="9"/>
+    <w:abstractNumId w:val="10"/>
   </w:num>
   <w:num w:numId="3" w16cid:durableId="1866752571">
     <w:abstractNumId w:val="6"/>
@@ -2364,7 +2860,7 @@
     <w:abstractNumId w:val="5"/>
   </w:num>
   <w:num w:numId="6" w16cid:durableId="1277444182">
-    <w:abstractNumId w:val="8"/>
+    <w:abstractNumId w:val="9"/>
   </w:num>
   <w:num w:numId="7" w16cid:durableId="1633367273">
     <w:abstractNumId w:val="1"/>
@@ -2377,6 +2873,9 @@
   </w:num>
   <w:num w:numId="10" w16cid:durableId="2090615603">
     <w:abstractNumId w:val="4"/>
+  </w:num>
+  <w:num w:numId="11" w16cid:durableId="253901510">
+    <w:abstractNumId w:val="8"/>
   </w:num>
 </w:numbering>
 </file>
@@ -3239,6 +3738,7 @@
   </w:style>
   <w:style w:type="paragraph" w:styleId="ListParagraph">
     <w:name w:val="List Paragraph"/>
+    <w:uiPriority w:val="34"/>
     <w:qFormat/>
   </w:style>
 </w:styles>
